--- a/docs/WESEE_Industrial_Training_Report.docx
+++ b/docs/WESEE_Industrial_Training_Report.docx
@@ -2231,7 +2231,7 @@
       <w:r>
         <w:drawing>
           <wp:inline xmlns:a="http://schemas.openxmlformats.org/drawingml/2006/main" xmlns:pic="http://schemas.openxmlformats.org/drawingml/2006/picture">
-            <wp:extent cx="4023360" cy="4622652"/>
+            <wp:extent cx="3979274" cy="4572000"/>
             <wp:docPr id="1" name="Picture 1"/>
             <wp:cNvGraphicFramePr>
               <a:graphicFrameLocks noChangeAspect="1"/>
@@ -2252,7 +2252,7 @@
                   <pic:spPr>
                     <a:xfrm>
                       <a:off x="0" y="0"/>
-                      <a:ext cx="4023360" cy="4622652"/>
+                      <a:ext cx="3979274" cy="4572000"/>
                     </a:xfrm>
                     <a:prstGeom prst="rect"/>
                   </pic:spPr>
@@ -3481,7 +3481,7 @@
       <w:r>
         <w:drawing>
           <wp:inline xmlns:a="http://schemas.openxmlformats.org/drawingml/2006/main" xmlns:pic="http://schemas.openxmlformats.org/drawingml/2006/picture">
-            <wp:extent cx="5486400" cy="2510583"/>
+            <wp:extent cx="4297680" cy="1966623"/>
             <wp:docPr id="2" name="Picture 2"/>
             <wp:cNvGraphicFramePr>
               <a:graphicFrameLocks noChangeAspect="1"/>
@@ -3502,7 +3502,7 @@
                   <pic:spPr>
                     <a:xfrm>
                       <a:off x="0" y="0"/>
-                      <a:ext cx="5486400" cy="2510583"/>
+                      <a:ext cx="4297680" cy="1966623"/>
                     </a:xfrm>
                     <a:prstGeom prst="rect"/>
                   </pic:spPr>
@@ -3548,7 +3548,7 @@
       <w:r>
         <w:drawing>
           <wp:inline xmlns:a="http://schemas.openxmlformats.org/drawingml/2006/main" xmlns:pic="http://schemas.openxmlformats.org/drawingml/2006/picture">
-            <wp:extent cx="4023360" cy="4622652"/>
+            <wp:extent cx="3979274" cy="4572000"/>
             <wp:docPr id="3" name="Picture 3"/>
             <wp:cNvGraphicFramePr>
               <a:graphicFrameLocks noChangeAspect="1"/>
@@ -3569,7 +3569,7 @@
                   <pic:spPr>
                     <a:xfrm>
                       <a:off x="0" y="0"/>
-                      <a:ext cx="4023360" cy="4622652"/>
+                      <a:ext cx="3979274" cy="4572000"/>
                     </a:xfrm>
                     <a:prstGeom prst="rect"/>
                   </pic:spPr>
@@ -3919,7 +3919,7 @@
       <w:r>
         <w:drawing>
           <wp:inline xmlns:a="http://schemas.openxmlformats.org/drawingml/2006/main" xmlns:pic="http://schemas.openxmlformats.org/drawingml/2006/picture">
-            <wp:extent cx="5486400" cy="3444723"/>
+            <wp:extent cx="4297680" cy="2698366"/>
             <wp:docPr id="4" name="Picture 4"/>
             <wp:cNvGraphicFramePr>
               <a:graphicFrameLocks noChangeAspect="1"/>
@@ -3940,7 +3940,7 @@
                   <pic:spPr>
                     <a:xfrm>
                       <a:off x="0" y="0"/>
-                      <a:ext cx="5486400" cy="3444723"/>
+                      <a:ext cx="4297680" cy="2698366"/>
                     </a:xfrm>
                     <a:prstGeom prst="rect"/>
                   </pic:spPr>
@@ -3984,7 +3984,7 @@
       <w:r>
         <w:drawing>
           <wp:inline xmlns:a="http://schemas.openxmlformats.org/drawingml/2006/main" xmlns:pic="http://schemas.openxmlformats.org/drawingml/2006/picture">
-            <wp:extent cx="5486400" cy="3708658"/>
+            <wp:extent cx="4297680" cy="2905115"/>
             <wp:docPr id="6" name="Picture 6"/>
             <wp:cNvGraphicFramePr>
               <a:graphicFrameLocks noChangeAspect="1"/>
@@ -4005,7 +4005,7 @@
                   <pic:spPr>
                     <a:xfrm>
                       <a:off x="0" y="0"/>
-                      <a:ext cx="5486400" cy="3708658"/>
+                      <a:ext cx="4297680" cy="2905115"/>
                     </a:xfrm>
                     <a:prstGeom prst="rect"/>
                   </pic:spPr>
@@ -4092,7 +4092,7 @@
       <w:r>
         <w:drawing>
           <wp:inline xmlns:a="http://schemas.openxmlformats.org/drawingml/2006/main" xmlns:pic="http://schemas.openxmlformats.org/drawingml/2006/picture">
-            <wp:extent cx="5486400" cy="4244641"/>
+            <wp:extent cx="4297680" cy="3324968"/>
             <wp:docPr id="5" name="Picture 5"/>
             <wp:cNvGraphicFramePr>
               <a:graphicFrameLocks noChangeAspect="1"/>
@@ -4113,7 +4113,7 @@
                   <pic:spPr>
                     <a:xfrm>
                       <a:off x="0" y="0"/>
-                      <a:ext cx="5486400" cy="4244641"/>
+                      <a:ext cx="4297680" cy="3324968"/>
                     </a:xfrm>
                     <a:prstGeom prst="rect"/>
                   </pic:spPr>
@@ -5769,7 +5769,7 @@
       <w:r>
         <w:drawing>
           <wp:inline xmlns:a="http://schemas.openxmlformats.org/drawingml/2006/main" xmlns:pic="http://schemas.openxmlformats.org/drawingml/2006/picture">
-            <wp:extent cx="5486400" cy="3124270"/>
+            <wp:extent cx="4297680" cy="2447344"/>
             <wp:docPr id="7" name="Picture 7"/>
             <wp:cNvGraphicFramePr>
               <a:graphicFrameLocks noChangeAspect="1"/>
@@ -5790,7 +5790,7 @@
                   <pic:spPr>
                     <a:xfrm>
                       <a:off x="0" y="0"/>
-                      <a:ext cx="5486400" cy="3124270"/>
+                      <a:ext cx="4297680" cy="2447344"/>
                     </a:xfrm>
                     <a:prstGeom prst="rect"/>
                   </pic:spPr>
